--- a/gims/g17.docx
+++ b/gims/g17.docx
@@ -5145,7 +5145,7 @@
           <w:color w:val="333333"/>
           <w:sz w:val="28"/>
         </w:rPr>
-        <w:t>2.5 किलोग्राम से कम जन्म वजन कम जन्म वजन है; 2.0 किलोग्राम LBW है, और 1.5 किलोग्राम से कम बहुत कम जन्म वजन।</w:t>
+        <w:t>• 2.5 किलोग्राम से कम जन्म वजन कम जन्म वजन है; 2.0 किलोग्राम LBW है, और 1.5 किलोग्राम से कम बहुत कम जन्म वजन।</w:t>
       </w:r>
     </w:p>
     <w:p>
